--- a/doc/frontend/SafeReach_Frontend_Change_Report.docx
+++ b/doc/frontend/SafeReach_Frontend_Change_Report.docx
@@ -5713,6 +5713,761 @@
       </w:tr>
     </w:tbl>
     <w:p/>
+    <w:p>
+      <w:pPr>
+        <w:pStyle w:val="Heading1"/>
+      </w:pPr>
+      <w:r>
+        <w:t>Frontend Update - Teacher SMS Parent Alerts</w:t>
+      </w:r>
+    </w:p>
+    <w:p>
+      <w:r>
+        <w:t>Date: June 10, 2026 | Scope: Frontend-only localStorage SMS preview/log implementation. No backend code, SMS provider, database, or new document file was created.</w:t>
+      </w:r>
+    </w:p>
+    <w:p>
+      <w:pPr>
+        <w:pStyle w:val="ListBullet"/>
+      </w:pPr>
+      <w:r>
+        <w:t>Added teacher-side parent SMS alert behavior for student status actions so families without smartphones can still receive key attendance/travel updates.</w:t>
+      </w:r>
+    </w:p>
+    <w:p>
+      <w:pPr>
+        <w:pStyle w:val="ListBullet"/>
+      </w:pPr>
+      <w:r>
+        <w:t>Teacher Attendance now creates SMS preview/log entries when a teacher marks Present, Absent, Late, Reached School, or submits Go Out Attendance.</w:t>
+      </w:r>
+    </w:p>
+    <w:p>
+      <w:pPr>
+        <w:pStyle w:val="ListBullet"/>
+      </w:pPr>
+      <w:r>
+        <w:t>Added a visible Parent SMS Enabled panel on Teacher Attendance showing the latest generated SMS action.</w:t>
+      </w:r>
+    </w:p>
+    <w:p>
+      <w:pPr>
+        <w:pStyle w:val="ListBullet"/>
+      </w:pPr>
+      <w:r>
+        <w:t>Added Recent Parent SMS Log table on Teacher Attendance with time, student, parent, phone, and SMS message preview.</w:t>
+      </w:r>
+    </w:p>
+    <w:p>
+      <w:pPr>
+        <w:pStyle w:val="ListBullet"/>
+      </w:pPr>
+      <w:r>
+        <w:t>Extended the shared frontend travel state with smsHistory records stored in localStorage under safereach_student_travel_attendance.</w:t>
+      </w:r>
+    </w:p>
+    <w:p>
+      <w:pPr>
+        <w:pStyle w:val="ListBullet"/>
+      </w:pPr>
+      <w:r>
+        <w:t>Absent status still opens the parent absence reason workflow; the SMS preview explains that the parent should send the absence reason to the school.</w:t>
+      </w:r>
+    </w:p>
+    <w:p>
+      <w:pPr>
+        <w:pStyle w:val="ListBullet"/>
+      </w:pPr>
+      <w:r>
+        <w:t>The implementation remains demo-only and is designed to be replaced later by backend SMS provider APIs without changing the user workflow.</w:t>
+      </w:r>
+    </w:p>
+    <w:tbl>
+      <w:tblPr>
+        <w:tblStyle w:val="TableGrid"/>
+        <w:tblW w:type="auto" w:w="0"/>
+        <w:tblLook w:firstColumn="1" w:firstRow="1" w:lastColumn="0" w:lastRow="0" w:noHBand="0" w:noVBand="1" w:val="04A0"/>
+      </w:tblPr>
+      <w:tblGrid>
+        <w:gridCol w:w="3120"/>
+        <w:gridCol w:w="3120"/>
+        <w:gridCol w:w="3120"/>
+      </w:tblGrid>
+      <w:tr>
+        <w:tc>
+          <w:tcPr>
+            <w:tcW w:type="dxa" w:w="3120"/>
+            <w:shd w:fill="E8EEF5"/>
+          </w:tcPr>
+          <w:p>
+            <w:pPr>
+              <w:spacing w:after="40"/>
+            </w:pPr>
+            <w:r>
+              <w:rPr>
+                <w:rFonts w:ascii="Calibri" w:hAnsi="Calibri"/>
+                <w:b/>
+                <w:color w:val="0B2545"/>
+                <w:sz w:val="18"/>
+              </w:rPr>
+              <w:t>Teacher Action</w:t>
+            </w:r>
+          </w:p>
+        </w:tc>
+        <w:tc>
+          <w:tcPr>
+            <w:tcW w:type="dxa" w:w="3120"/>
+            <w:shd w:fill="E8EEF5"/>
+          </w:tcPr>
+          <w:p>
+            <w:pPr>
+              <w:spacing w:after="40"/>
+            </w:pPr>
+            <w:r>
+              <w:rPr>
+                <w:rFonts w:ascii="Calibri" w:hAnsi="Calibri"/>
+                <w:b/>
+                <w:color w:val="0B2545"/>
+                <w:sz w:val="18"/>
+              </w:rPr>
+              <w:t>Frontend Result</w:t>
+            </w:r>
+          </w:p>
+        </w:tc>
+        <w:tc>
+          <w:tcPr>
+            <w:tcW w:type="dxa" w:w="3120"/>
+            <w:shd w:fill="E8EEF5"/>
+          </w:tcPr>
+          <w:p>
+            <w:pPr>
+              <w:spacing w:after="40"/>
+            </w:pPr>
+            <w:r>
+              <w:rPr>
+                <w:rFonts w:ascii="Calibri" w:hAnsi="Calibri"/>
+                <w:b/>
+                <w:color w:val="0B2545"/>
+                <w:sz w:val="18"/>
+              </w:rPr>
+              <w:t>Parent SMS Preview Purpose</w:t>
+            </w:r>
+          </w:p>
+        </w:tc>
+      </w:tr>
+      <w:tr>
+        <w:tc>
+          <w:tcPr>
+            <w:tcW w:type="dxa" w:w="3120"/>
+          </w:tcPr>
+          <w:p>
+            <w:pPr>
+              <w:spacing w:after="40"/>
+            </w:pPr>
+            <w:r>
+              <w:rPr>
+                <w:rFonts w:ascii="Calibri" w:hAnsi="Calibri"/>
+                <w:sz w:val="18"/>
+              </w:rPr>
+              <w:t>Present</w:t>
+            </w:r>
+          </w:p>
+        </w:tc>
+        <w:tc>
+          <w:tcPr>
+            <w:tcW w:type="dxa" w:w="3120"/>
+          </w:tcPr>
+          <w:p>
+            <w:pPr>
+              <w:spacing w:after="40"/>
+            </w:pPr>
+            <w:r>
+              <w:rPr>
+                <w:rFonts w:ascii="Calibri" w:hAnsi="Calibri"/>
+                <w:sz w:val="18"/>
+              </w:rPr>
+              <w:t>Student attendance becomes Present and status becomes Reached School.</w:t>
+            </w:r>
+          </w:p>
+        </w:tc>
+        <w:tc>
+          <w:tcPr>
+            <w:tcW w:type="dxa" w:w="3120"/>
+          </w:tcPr>
+          <w:p>
+            <w:pPr>
+              <w:spacing w:after="40"/>
+            </w:pPr>
+            <w:r>
+              <w:rPr>
+                <w:rFonts w:ascii="Calibri" w:hAnsi="Calibri"/>
+                <w:sz w:val="18"/>
+              </w:rPr>
+              <w:t>Confirms the child reached school safely.</w:t>
+            </w:r>
+          </w:p>
+        </w:tc>
+      </w:tr>
+      <w:tr>
+        <w:tc>
+          <w:tcPr>
+            <w:tcW w:type="dxa" w:w="3120"/>
+          </w:tcPr>
+          <w:p>
+            <w:pPr>
+              <w:spacing w:after="40"/>
+            </w:pPr>
+            <w:r>
+              <w:rPr>
+                <w:rFonts w:ascii="Calibri" w:hAnsi="Calibri"/>
+                <w:sz w:val="18"/>
+              </w:rPr>
+              <w:t>Absent</w:t>
+            </w:r>
+          </w:p>
+        </w:tc>
+        <w:tc>
+          <w:tcPr>
+            <w:tcW w:type="dxa" w:w="3120"/>
+          </w:tcPr>
+          <w:p>
+            <w:pPr>
+              <w:spacing w:after="40"/>
+            </w:pPr>
+            <w:r>
+              <w:rPr>
+                <w:rFonts w:ascii="Calibri" w:hAnsi="Calibri"/>
+                <w:sz w:val="18"/>
+              </w:rPr>
+              <w:t>Student becomes Absent and absence reason request opens.</w:t>
+            </w:r>
+          </w:p>
+        </w:tc>
+        <w:tc>
+          <w:tcPr>
+            <w:tcW w:type="dxa" w:w="3120"/>
+          </w:tcPr>
+          <w:p>
+            <w:pPr>
+              <w:spacing w:after="40"/>
+            </w:pPr>
+            <w:r>
+              <w:rPr>
+                <w:rFonts w:ascii="Calibri" w:hAnsi="Calibri"/>
+                <w:sz w:val="18"/>
+              </w:rPr>
+              <w:t>Alerts parent and asks for absence reason.</w:t>
+            </w:r>
+          </w:p>
+        </w:tc>
+      </w:tr>
+      <w:tr>
+        <w:tc>
+          <w:tcPr>
+            <w:tcW w:type="dxa" w:w="3120"/>
+          </w:tcPr>
+          <w:p>
+            <w:pPr>
+              <w:spacing w:after="40"/>
+            </w:pPr>
+            <w:r>
+              <w:rPr>
+                <w:rFonts w:ascii="Calibri" w:hAnsi="Calibri"/>
+                <w:sz w:val="18"/>
+              </w:rPr>
+              <w:t>Late</w:t>
+            </w:r>
+          </w:p>
+        </w:tc>
+        <w:tc>
+          <w:tcPr>
+            <w:tcW w:type="dxa" w:w="3120"/>
+          </w:tcPr>
+          <w:p>
+            <w:pPr>
+              <w:spacing w:after="40"/>
+            </w:pPr>
+            <w:r>
+              <w:rPr>
+                <w:rFonts w:ascii="Calibri" w:hAnsi="Calibri"/>
+                <w:sz w:val="18"/>
+              </w:rPr>
+              <w:t>Student attendance becomes Late and school location updates.</w:t>
+            </w:r>
+          </w:p>
+        </w:tc>
+        <w:tc>
+          <w:tcPr>
+            <w:tcW w:type="dxa" w:w="3120"/>
+          </w:tcPr>
+          <w:p>
+            <w:pPr>
+              <w:spacing w:after="40"/>
+            </w:pPr>
+            <w:r>
+              <w:rPr>
+                <w:rFonts w:ascii="Calibri" w:hAnsi="Calibri"/>
+                <w:sz w:val="18"/>
+              </w:rPr>
+              <w:t>Informs parent that the child reached school late.</w:t>
+            </w:r>
+          </w:p>
+        </w:tc>
+      </w:tr>
+      <w:tr>
+        <w:tc>
+          <w:tcPr>
+            <w:tcW w:type="dxa" w:w="3120"/>
+          </w:tcPr>
+          <w:p>
+            <w:pPr>
+              <w:spacing w:after="40"/>
+            </w:pPr>
+            <w:r>
+              <w:rPr>
+                <w:rFonts w:ascii="Calibri" w:hAnsi="Calibri"/>
+                <w:sz w:val="18"/>
+              </w:rPr>
+              <w:t>Reached School</w:t>
+            </w:r>
+          </w:p>
+        </w:tc>
+        <w:tc>
+          <w:tcPr>
+            <w:tcW w:type="dxa" w:w="3120"/>
+          </w:tcPr>
+          <w:p>
+            <w:pPr>
+              <w:spacing w:after="40"/>
+            </w:pPr>
+            <w:r>
+              <w:rPr>
+                <w:rFonts w:ascii="Calibri" w:hAnsi="Calibri"/>
+                <w:sz w:val="18"/>
+              </w:rPr>
+              <w:t>Student status becomes Reached School while attendance can remain pending.</w:t>
+            </w:r>
+          </w:p>
+        </w:tc>
+        <w:tc>
+          <w:tcPr>
+            <w:tcW w:type="dxa" w:w="3120"/>
+          </w:tcPr>
+          <w:p>
+            <w:pPr>
+              <w:spacing w:after="40"/>
+            </w:pPr>
+            <w:r>
+              <w:rPr>
+                <w:rFonts w:ascii="Calibri" w:hAnsi="Calibri"/>
+                <w:sz w:val="18"/>
+              </w:rPr>
+              <w:t>Confirms arrival before final attendance submission.</w:t>
+            </w:r>
+          </w:p>
+        </w:tc>
+      </w:tr>
+      <w:tr>
+        <w:tc>
+          <w:tcPr>
+            <w:tcW w:type="dxa" w:w="3120"/>
+          </w:tcPr>
+          <w:p>
+            <w:pPr>
+              <w:spacing w:after="40"/>
+            </w:pPr>
+            <w:r>
+              <w:rPr>
+                <w:rFonts w:ascii="Calibri" w:hAnsi="Calibri"/>
+                <w:sz w:val="18"/>
+              </w:rPr>
+              <w:t>Go Out Attendance</w:t>
+            </w:r>
+          </w:p>
+        </w:tc>
+        <w:tc>
+          <w:tcPr>
+            <w:tcW w:type="dxa" w:w="3120"/>
+          </w:tcPr>
+          <w:p>
+            <w:pPr>
+              <w:spacing w:after="40"/>
+            </w:pPr>
+            <w:r>
+              <w:rPr>
+                <w:rFonts w:ascii="Calibri" w:hAnsi="Calibri"/>
+                <w:sz w:val="18"/>
+              </w:rPr>
+              <w:t>Selected students become Going Home.</w:t>
+            </w:r>
+          </w:p>
+        </w:tc>
+        <w:tc>
+          <w:tcPr>
+            <w:tcW w:type="dxa" w:w="3120"/>
+          </w:tcPr>
+          <w:p>
+            <w:pPr>
+              <w:spacing w:after="40"/>
+            </w:pPr>
+            <w:r>
+              <w:rPr>
+                <w:rFonts w:ascii="Calibri" w:hAnsi="Calibri"/>
+                <w:sz w:val="18"/>
+              </w:rPr>
+              <w:t>Alerts parent that child has left school.</w:t>
+            </w:r>
+          </w:p>
+        </w:tc>
+      </w:tr>
+    </w:tbl>
+    <w:p>
+      <w:pPr>
+        <w:pStyle w:val="Heading1"/>
+      </w:pPr>
+      <w:r>
+        <w:t>Frontend Update - Teacher My Students Management</w:t>
+      </w:r>
+    </w:p>
+    <w:p>
+      <w:r>
+        <w:t>Date: June 10, 2026 | Scope: Frontend-only teacher student management correction. No backend code, database, API, or new document file was created.</w:t>
+      </w:r>
+    </w:p>
+    <w:p>
+      <w:pPr>
+        <w:pStyle w:val="ListBullet"/>
+      </w:pPr>
+      <w:r>
+        <w:t>Corrected the Teacher Portal My Students page so the add-student section aligns cleanly across desktop and smaller screens.</w:t>
+      </w:r>
+    </w:p>
+    <w:p>
+      <w:pPr>
+        <w:pStyle w:val="ListBullet"/>
+      </w:pPr>
+      <w:r>
+        <w:t>Changed the previous placeholder Edit action into a real frontend edit mode that fills the form with the selected student record and saves changes back to the table.</w:t>
+      </w:r>
+    </w:p>
+    <w:p>
+      <w:pPr>
+        <w:pStyle w:val="ListBullet"/>
+      </w:pPr>
+      <w:r>
+        <w:t>Added Remove confirmation so the teacher can remove an assigned class student from the frontend demo list without accidental deletion.</w:t>
+      </w:r>
+    </w:p>
+    <w:p>
+      <w:pPr>
+        <w:pStyle w:val="ListBullet"/>
+      </w:pPr>
+      <w:r>
+        <w:t>Persisted teacher-managed student records in localStorage under safereach_teacher_students_grade_4b so add, edit, and remove actions survive page refresh during the demo.</w:t>
+      </w:r>
+    </w:p>
+    <w:p>
+      <w:pPr>
+        <w:pStyle w:val="ListBullet"/>
+      </w:pPr>
+      <w:r>
+        <w:t>Updated page copy to represent assigned class management instead of global school-wide student counts.</w:t>
+      </w:r>
+    </w:p>
+    <w:p>
+      <w:pPr>
+        <w:pStyle w:val="ListBullet"/>
+      </w:pPr>
+      <w:r>
+        <w:t>Kept the implementation frontend-only for class incharge teacher workflow and did not create backend routes or database tables.</w:t>
+      </w:r>
+    </w:p>
+    <w:tbl>
+      <w:tblPr>
+        <w:tblStyle w:val="TableGrid"/>
+        <w:tblW w:type="auto" w:w="0"/>
+        <w:tblLook w:firstColumn="1" w:firstRow="1" w:lastColumn="0" w:lastRow="0" w:noHBand="0" w:noVBand="1" w:val="04A0"/>
+      </w:tblPr>
+      <w:tblGrid>
+        <w:gridCol w:w="3120"/>
+        <w:gridCol w:w="3120"/>
+        <w:gridCol w:w="3120"/>
+      </w:tblGrid>
+      <w:tr>
+        <w:tc>
+          <w:tcPr>
+            <w:tcW w:type="dxa" w:w="3120"/>
+            <w:shd w:fill="E8EEF5"/>
+          </w:tcPr>
+          <w:p>
+            <w:pPr>
+              <w:spacing w:after="40"/>
+            </w:pPr>
+            <w:r>
+              <w:rPr>
+                <w:rFonts w:ascii="Calibri" w:hAnsi="Calibri"/>
+                <w:b/>
+                <w:color w:val="0B2545"/>
+                <w:sz w:val="18"/>
+              </w:rPr>
+              <w:t>Area</w:t>
+            </w:r>
+          </w:p>
+        </w:tc>
+        <w:tc>
+          <w:tcPr>
+            <w:tcW w:type="dxa" w:w="3120"/>
+            <w:shd w:fill="E8EEF5"/>
+          </w:tcPr>
+          <w:p>
+            <w:pPr>
+              <w:spacing w:after="40"/>
+            </w:pPr>
+            <w:r>
+              <w:rPr>
+                <w:rFonts w:ascii="Calibri" w:hAnsi="Calibri"/>
+                <w:b/>
+                <w:color w:val="0B2545"/>
+                <w:sz w:val="18"/>
+              </w:rPr>
+              <w:t>Before</w:t>
+            </w:r>
+          </w:p>
+        </w:tc>
+        <w:tc>
+          <w:tcPr>
+            <w:tcW w:type="dxa" w:w="3120"/>
+            <w:shd w:fill="E8EEF5"/>
+          </w:tcPr>
+          <w:p>
+            <w:pPr>
+              <w:spacing w:after="40"/>
+            </w:pPr>
+            <w:r>
+              <w:rPr>
+                <w:rFonts w:ascii="Calibri" w:hAnsi="Calibri"/>
+                <w:b/>
+                <w:color w:val="0B2545"/>
+                <w:sz w:val="18"/>
+              </w:rPr>
+              <w:t>After</w:t>
+            </w:r>
+          </w:p>
+        </w:tc>
+      </w:tr>
+      <w:tr>
+        <w:tc>
+          <w:tcPr>
+            <w:tcW w:type="dxa" w:w="3120"/>
+          </w:tcPr>
+          <w:p>
+            <w:pPr>
+              <w:spacing w:after="40"/>
+            </w:pPr>
+            <w:r>
+              <w:rPr>
+                <w:rFonts w:ascii="Calibri" w:hAnsi="Calibri"/>
+                <w:sz w:val="18"/>
+              </w:rPr>
+              <w:t>Add Student Layout</w:t>
+            </w:r>
+          </w:p>
+        </w:tc>
+        <w:tc>
+          <w:tcPr>
+            <w:tcW w:type="dxa" w:w="3120"/>
+          </w:tcPr>
+          <w:p>
+            <w:pPr>
+              <w:spacing w:after="40"/>
+            </w:pPr>
+            <w:r>
+              <w:rPr>
+                <w:rFonts w:ascii="Calibri" w:hAnsi="Calibri"/>
+                <w:sz w:val="18"/>
+              </w:rPr>
+              <w:t>Heading text became narrow and stacked beside inputs/buttons.</w:t>
+            </w:r>
+          </w:p>
+        </w:tc>
+        <w:tc>
+          <w:tcPr>
+            <w:tcW w:type="dxa" w:w="3120"/>
+          </w:tcPr>
+          <w:p>
+            <w:pPr>
+              <w:spacing w:after="40"/>
+            </w:pPr>
+            <w:r>
+              <w:rPr>
+                <w:rFonts w:ascii="Calibri" w:hAnsi="Calibri"/>
+                <w:sz w:val="18"/>
+              </w:rPr>
+              <w:t>Heading, helper text, fields, status selector, note, and action button are aligned in a responsive grid.</w:t>
+            </w:r>
+          </w:p>
+        </w:tc>
+      </w:tr>
+      <w:tr>
+        <w:tc>
+          <w:tcPr>
+            <w:tcW w:type="dxa" w:w="3120"/>
+          </w:tcPr>
+          <w:p>
+            <w:pPr>
+              <w:spacing w:after="40"/>
+            </w:pPr>
+            <w:r>
+              <w:rPr>
+                <w:rFonts w:ascii="Calibri" w:hAnsi="Calibri"/>
+                <w:sz w:val="18"/>
+              </w:rPr>
+              <w:t>Edit Student</w:t>
+            </w:r>
+          </w:p>
+        </w:tc>
+        <w:tc>
+          <w:tcPr>
+            <w:tcW w:type="dxa" w:w="3120"/>
+          </w:tcPr>
+          <w:p>
+            <w:pPr>
+              <w:spacing w:after="40"/>
+            </w:pPr>
+            <w:r>
+              <w:rPr>
+                <w:rFonts w:ascii="Calibri" w:hAnsi="Calibri"/>
+                <w:sz w:val="18"/>
+              </w:rPr>
+              <w:t>Button only changed the status label.</w:t>
+            </w:r>
+          </w:p>
+        </w:tc>
+        <w:tc>
+          <w:tcPr>
+            <w:tcW w:type="dxa" w:w="3120"/>
+          </w:tcPr>
+          <w:p>
+            <w:pPr>
+              <w:spacing w:after="40"/>
+            </w:pPr>
+            <w:r>
+              <w:rPr>
+                <w:rFonts w:ascii="Calibri" w:hAnsi="Calibri"/>
+                <w:sz w:val="18"/>
+              </w:rPr>
+              <w:t>Button opens edit mode, loads the selected record into the form, and saves updated details.</w:t>
+            </w:r>
+          </w:p>
+        </w:tc>
+      </w:tr>
+      <w:tr>
+        <w:tc>
+          <w:tcPr>
+            <w:tcW w:type="dxa" w:w="3120"/>
+          </w:tcPr>
+          <w:p>
+            <w:pPr>
+              <w:spacing w:after="40"/>
+            </w:pPr>
+            <w:r>
+              <w:rPr>
+                <w:rFonts w:ascii="Calibri" w:hAnsi="Calibri"/>
+                <w:sz w:val="18"/>
+              </w:rPr>
+              <w:t>Remove Student</w:t>
+            </w:r>
+          </w:p>
+        </w:tc>
+        <w:tc>
+          <w:tcPr>
+            <w:tcW w:type="dxa" w:w="3120"/>
+          </w:tcPr>
+          <w:p>
+            <w:pPr>
+              <w:spacing w:after="40"/>
+            </w:pPr>
+            <w:r>
+              <w:rPr>
+                <w:rFonts w:ascii="Calibri" w:hAnsi="Calibri"/>
+                <w:sz w:val="18"/>
+              </w:rPr>
+              <w:t>Temporary remove action had no confirmation.</w:t>
+            </w:r>
+          </w:p>
+        </w:tc>
+        <w:tc>
+          <w:tcPr>
+            <w:tcW w:type="dxa" w:w="3120"/>
+          </w:tcPr>
+          <w:p>
+            <w:pPr>
+              <w:spacing w:after="40"/>
+            </w:pPr>
+            <w:r>
+              <w:rPr>
+                <w:rFonts w:ascii="Calibri" w:hAnsi="Calibri"/>
+                <w:sz w:val="18"/>
+              </w:rPr>
+              <w:t>Remove asks for confirmation and then updates the frontend class list.</w:t>
+            </w:r>
+          </w:p>
+        </w:tc>
+      </w:tr>
+      <w:tr>
+        <w:tc>
+          <w:tcPr>
+            <w:tcW w:type="dxa" w:w="3120"/>
+          </w:tcPr>
+          <w:p>
+            <w:pPr>
+              <w:spacing w:after="40"/>
+            </w:pPr>
+            <w:r>
+              <w:rPr>
+                <w:rFonts w:ascii="Calibri" w:hAnsi="Calibri"/>
+                <w:sz w:val="18"/>
+              </w:rPr>
+              <w:t>Data Persistence</w:t>
+            </w:r>
+          </w:p>
+        </w:tc>
+        <w:tc>
+          <w:tcPr>
+            <w:tcW w:type="dxa" w:w="3120"/>
+          </w:tcPr>
+          <w:p>
+            <w:pPr>
+              <w:spacing w:after="40"/>
+            </w:pPr>
+            <w:r>
+              <w:rPr>
+                <w:rFonts w:ascii="Calibri" w:hAnsi="Calibri"/>
+                <w:sz w:val="18"/>
+              </w:rPr>
+              <w:t>Changes existed only in React state for the current page session.</w:t>
+            </w:r>
+          </w:p>
+        </w:tc>
+        <w:tc>
+          <w:tcPr>
+            <w:tcW w:type="dxa" w:w="3120"/>
+          </w:tcPr>
+          <w:p>
+            <w:pPr>
+              <w:spacing w:after="40"/>
+            </w:pPr>
+            <w:r>
+              <w:rPr>
+                <w:rFonts w:ascii="Calibri" w:hAnsi="Calibri"/>
+                <w:sz w:val="18"/>
+              </w:rPr>
+              <w:t>Records are stored in localStorage for frontend-only demo persistence.</w:t>
+            </w:r>
+          </w:p>
+        </w:tc>
+      </w:tr>
+    </w:tbl>
     <w:sectPr>
       <w:footerReference w:type="default" r:id="rId9"/>
       <w:pgSz w:w="12240" w:h="15840"/>
